--- a/Mapped Curriculum Lesson - Supplemental Material/Grade 6/Lesson 04 - Decisions/Decisions - Worksheet.docx
+++ b/Mapped Curriculum Lesson - Supplemental Material/Grade 6/Lesson 04 - Decisions/Decisions - Worksheet.docx
@@ -977,33 +977,7 @@
         <w:rPr>
           <w:color w:val="080808"/>
         </w:rPr>
-        <w:t xml:space="preserve">Replace the </w:t>
-      </w:r>
-      <w:r>
-        <w:rPr>
-          <w:color w:val="067D17"/>
-          <w:rFonts w:ascii="Consolas" w:hAnsi="Consolas"/>
-        </w:rPr>
-        <w:t>"walk"</w:t>
-      </w:r>
-      <w:r>
-        <w:rPr>
-          <w:color w:val="080808"/>
-        </w:rPr>
-        <w:t xml:space="preserve"> route with a </w:t>
-      </w:r>
-      <w:r>
-        <w:rPr>
-          <w:color w:val="067D17"/>
-          <w:rFonts w:ascii="Consolas" w:hAnsi="Consolas"/>
-        </w:rPr>
-        <w:t>"cycle"</w:t>
-      </w:r>
-      <w:r>
-        <w:rPr>
-          <w:color w:val="080808"/>
-        </w:rPr>
-        <w:t xml:space="preserve"> route. Update the prompt, the if comparison and its message so </w:t>
+        <w:t xml:space="preserve">Replace the walk route with a cycle route. Update the prompt, the if comparison and its message so </w:t>
       </w:r>
       <w:r>
         <w:rPr>
@@ -1224,20 +1198,7 @@
         <w:rPr>
           <w:color w:val="080808"/>
         </w:rPr>
-        <w:t xml:space="preserve"> to build a two-way choice: </w:t>
-      </w:r>
-      <w:r>
-        <w:rPr>
-          <w:color w:val="067D17"/>
-          <w:rFonts w:ascii="Consolas" w:hAnsi="Consolas"/>
-        </w:rPr>
-        <w:t>"yes"</w:t>
-      </w:r>
-      <w:r>
-        <w:rPr>
-          <w:color w:val="080808"/>
-        </w:rPr>
-        <w:t xml:space="preserve"> displays </w:t>
+        <w:t xml:space="preserve"> to build a two-way choice: yes displays </w:t>
       </w:r>
       <w:r>
         <w:rPr>

--- a/Mapped Curriculum Lesson - Supplemental Material/Grade 6/Lesson 04 - Decisions/Decisions - Worksheet.docx
+++ b/Mapped Curriculum Lesson - Supplemental Material/Grade 6/Lesson 04 - Decisions/Decisions - Worksheet.docx
@@ -977,46 +977,46 @@
         <w:rPr>
           <w:color w:val="080808"/>
         </w:rPr>
-        <w:t xml:space="preserve">Replace the walk route with a cycle route. Update the prompt, the if comparison and its message so </w:t>
+        <w:t xml:space="preserve">Change the first choice from </w:t>
       </w:r>
       <w:r>
         <w:rPr>
           <w:color w:val="067D17"/>
           <w:rFonts w:ascii="Consolas" w:hAnsi="Consolas"/>
         </w:rPr>
-        <w:t>"cycle"</w:t>
-      </w:r>
-      <w:r>
-        <w:rPr>
-          <w:color w:val="080808"/>
-        </w:rPr>
-        <w:t xml:space="preserve"> displays </w:t>
+        <w:t>"walk"</w:t>
+      </w:r>
+      <w:r>
+        <w:rPr>
+          <w:color w:val="080808"/>
+        </w:rPr>
+        <w:t xml:space="preserve"> to </w:t>
       </w:r>
       <w:r>
         <w:rPr>
           <w:color w:val="067D17"/>
           <w:rFonts w:ascii="Consolas" w:hAnsi="Consolas"/>
         </w:rPr>
-        <w:t>"Ride a bike in the park."</w:t>
-      </w:r>
-      <w:r>
-        <w:rPr>
-          <w:color w:val="080808"/>
-        </w:rPr>
-        <w:t xml:space="preserve"> Keep the </w:t>
+        <w:t>"cycle"</w:t>
+      </w:r>
+      <w:r>
+        <w:rPr>
+          <w:color w:val="080808"/>
+        </w:rPr>
+        <w:t xml:space="preserve">. Update the input message, the </w:t>
       </w:r>
       <w:r>
         <w:rPr>
           <w:color w:val="1750EB"/>
           <w:rFonts w:ascii="Consolas" w:hAnsi="Consolas"/>
         </w:rPr>
-        <w:t>else</w:t>
-      </w:r>
-      <w:r>
-        <w:rPr>
-          <w:color w:val="080808"/>
-        </w:rPr>
-        <w:t xml:space="preserve"> route unchanged. Test </w:t>
+        <w:t>if</w:t>
+      </w:r>
+      <w:r>
+        <w:rPr>
+          <w:color w:val="080808"/>
+        </w:rPr>
+        <w:t xml:space="preserve"> comparison and its output so </w:t>
       </w:r>
       <w:r>
         <w:rPr>
@@ -1029,20 +1029,79 @@
         <w:rPr>
           <w:color w:val="080808"/>
         </w:rPr>
-        <w:t xml:space="preserve"> and </w:t>
+        <w:t xml:space="preserve"> displays </w:t>
       </w:r>
       <w:r>
         <w:rPr>
           <w:color w:val="067D17"/>
           <w:rFonts w:ascii="Consolas" w:hAnsi="Consolas"/>
         </w:rPr>
+        <w:t>"Ride a bike in the park."</w:t>
+      </w:r>
+      <w:r>
+        <w:rPr>
+          <w:color w:val="080808"/>
+        </w:rPr>
+        <w:t xml:space="preserve"> Keep the </w:t>
+      </w:r>
+      <w:r>
+        <w:rPr>
+          <w:color w:val="067D17"/>
+          <w:rFonts w:ascii="Consolas" w:hAnsi="Consolas"/>
+        </w:rPr>
         <w:t>"read"</w:t>
       </w:r>
       <w:r>
         <w:rPr>
           <w:color w:val="080808"/>
         </w:rPr>
-        <w:t>.</w:t>
+        <w:t xml:space="preserve"> choice and its output unchanged. Test </w:t>
+      </w:r>
+      <w:r>
+        <w:rPr>
+          <w:color w:val="067D17"/>
+          <w:rFonts w:ascii="Consolas" w:hAnsi="Consolas"/>
+        </w:rPr>
+        <w:t>"cycle"</w:t>
+      </w:r>
+      <w:r>
+        <w:rPr>
+          <w:color w:val="080808"/>
+        </w:rPr>
+        <w:t xml:space="preserve">; display </w:t>
+      </w:r>
+      <w:r>
+        <w:rPr>
+          <w:color w:val="067D17"/>
+          <w:rFonts w:ascii="Consolas" w:hAnsi="Consolas"/>
+        </w:rPr>
+        <w:t>"Ride a bike in the park."</w:t>
+      </w:r>
+      <w:r>
+        <w:rPr>
+          <w:color w:val="080808"/>
+        </w:rPr>
+        <w:t xml:space="preserve"> Test </w:t>
+      </w:r>
+      <w:r>
+        <w:rPr>
+          <w:color w:val="067D17"/>
+          <w:rFonts w:ascii="Consolas" w:hAnsi="Consolas"/>
+        </w:rPr>
+        <w:t>"read"</w:t>
+      </w:r>
+      <w:r>
+        <w:rPr>
+          <w:color w:val="080808"/>
+        </w:rPr>
+        <w:t xml:space="preserve">; display </w:t>
+      </w:r>
+      <w:r>
+        <w:rPr>
+          <w:color w:val="067D17"/>
+          <w:rFonts w:ascii="Consolas" w:hAnsi="Consolas"/>
+        </w:rPr>
+        <w:t>"Read a book at home."</w:t>
       </w:r>
     </w:p>
     <w:p w14:noSpellErr="1">
@@ -1132,47 +1191,145 @@
         <w:rPr>
           <w:color w:val="080808"/>
         </w:rPr>
-        <w:t>Personalise both routes: ask for the user's name, then include it in whichever recommendation appears. Check that the name is shown for both possible choices.</w:t>
-      </w:r>
-    </w:p>
-    <w:p>
-      <w:pPr>
-        <w:spacing w:before="0" w:after="0" w:line="120" w:lineRule="exact"/>
-      </w:pPr>
-    </w:p>
-    <w:p>
-      <w:pPr>
-        <w:pStyle w:val="Heading2"/>
-      </w:pPr>
-      <w:r>
-        <w:t>Challenge 3</w:t>
-      </w:r>
-    </w:p>
-    <w:p>
-      <w:pPr>
-        <w:spacing w:line="276" w:lineRule="auto" w:before="0" w:after="0"/>
-        <w:rPr>
-          <w:noProof/>
-        </w:rPr>
-      </w:pPr>
-      <w:r>
-        <w:rPr>
-          <w:color w:val="080808"/>
-        </w:rPr>
-        <w:t xml:space="preserve">A cafe asks, </w:t>
+        <w:t xml:space="preserve">Start with your Challenge 1 program. Ask for the user's name and store it in [name] before asking for </w:t>
       </w:r>
       <w:r>
         <w:rPr>
           <w:color w:val="067D17"/>
           <w:rFonts w:ascii="Consolas" w:hAnsi="Consolas"/>
         </w:rPr>
+        <w:t>"cycle"</w:t>
+      </w:r>
+      <w:r>
+        <w:rPr>
+          <w:color w:val="080808"/>
+        </w:rPr>
+        <w:t xml:space="preserve"> or </w:t>
+      </w:r>
+      <w:r>
+        <w:rPr>
+          <w:color w:val="067D17"/>
+          <w:rFonts w:ascii="Consolas" w:hAnsi="Consolas"/>
+        </w:rPr>
+        <w:t>"read"</w:t>
+      </w:r>
+      <w:r>
+        <w:rPr>
+          <w:color w:val="080808"/>
+        </w:rPr>
+        <w:t xml:space="preserve">. Include [name] in both outputs. Test </w:t>
+      </w:r>
+      <w:r>
+        <w:rPr>
+          <w:color w:val="067D17"/>
+          <w:rFonts w:ascii="Consolas" w:hAnsi="Consolas"/>
+        </w:rPr>
+        <w:t>"Sam"</w:t>
+      </w:r>
+      <w:r>
+        <w:rPr>
+          <w:color w:val="080808"/>
+        </w:rPr>
+        <w:t xml:space="preserve"> and </w:t>
+      </w:r>
+      <w:r>
+        <w:rPr>
+          <w:color w:val="067D17"/>
+          <w:rFonts w:ascii="Consolas" w:hAnsi="Consolas"/>
+        </w:rPr>
+        <w:t>"cycle"</w:t>
+      </w:r>
+      <w:r>
+        <w:rPr>
+          <w:color w:val="080808"/>
+        </w:rPr>
+        <w:t xml:space="preserve">; display </w:t>
+      </w:r>
+      <w:r>
+        <w:rPr>
+          <w:color w:val="067D17"/>
+          <w:rFonts w:ascii="Consolas" w:hAnsi="Consolas"/>
+        </w:rPr>
+        <w:t>"Sam rides a bike in the park."</w:t>
+      </w:r>
+      <w:r>
+        <w:rPr>
+          <w:color w:val="080808"/>
+        </w:rPr>
+        <w:t xml:space="preserve"> Test </w:t>
+      </w:r>
+      <w:r>
+        <w:rPr>
+          <w:color w:val="067D17"/>
+          <w:rFonts w:ascii="Consolas" w:hAnsi="Consolas"/>
+        </w:rPr>
+        <w:t>"Sam"</w:t>
+      </w:r>
+      <w:r>
+        <w:rPr>
+          <w:color w:val="080808"/>
+        </w:rPr>
+        <w:t xml:space="preserve"> and </w:t>
+      </w:r>
+      <w:r>
+        <w:rPr>
+          <w:color w:val="067D17"/>
+          <w:rFonts w:ascii="Consolas" w:hAnsi="Consolas"/>
+        </w:rPr>
+        <w:t>"read"</w:t>
+      </w:r>
+      <w:r>
+        <w:rPr>
+          <w:color w:val="080808"/>
+        </w:rPr>
+        <w:t xml:space="preserve">; display </w:t>
+      </w:r>
+      <w:r>
+        <w:rPr>
+          <w:color w:val="067D17"/>
+          <w:rFonts w:ascii="Consolas" w:hAnsi="Consolas"/>
+        </w:rPr>
+        <w:t>"Sam reads a book at home."</w:t>
+      </w:r>
+    </w:p>
+    <w:p>
+      <w:pPr>
+        <w:spacing w:before="0" w:after="0" w:line="120" w:lineRule="exact"/>
+      </w:pPr>
+    </w:p>
+    <w:p>
+      <w:pPr>
+        <w:pStyle w:val="Heading2"/>
+      </w:pPr>
+      <w:r>
+        <w:t>Challenge 3</w:t>
+      </w:r>
+    </w:p>
+    <w:p>
+      <w:pPr>
+        <w:spacing w:line="276" w:lineRule="auto" w:before="0" w:after="0"/>
+        <w:rPr>
+          <w:noProof/>
+        </w:rPr>
+      </w:pPr>
+      <w:r>
+        <w:rPr>
+          <w:color w:val="080808"/>
+        </w:rPr>
+        <w:t xml:space="preserve">Ask </w:t>
+      </w:r>
+      <w:r>
+        <w:rPr>
+          <w:color w:val="067D17"/>
+          <w:rFonts w:ascii="Consolas" w:hAnsi="Consolas"/>
+        </w:rPr>
         <w:t>"Do you want tea?"</w:t>
       </w:r>
       <w:r>
         <w:rPr>
           <w:color w:val="080808"/>
         </w:rPr>
-        <w:t xml:space="preserve"> Use </w:t>
+        <w:t xml:space="preserve"> and store the answer in [answer]. Use </w:t>
       </w:r>
       <w:r>
         <w:rPr>
@@ -1198,33 +1355,92 @@
         <w:rPr>
           <w:color w:val="080808"/>
         </w:rPr>
-        <w:t xml:space="preserve"> to build a two-way choice: yes displays </w:t>
+        <w:t xml:space="preserve"> so </w:t>
       </w:r>
       <w:r>
         <w:rPr>
           <w:color w:val="067D17"/>
           <w:rFonts w:ascii="Consolas" w:hAnsi="Consolas"/>
         </w:rPr>
-        <w:t>"Tea is ready."</w:t>
-      </w:r>
-      <w:r>
-        <w:rPr>
-          <w:color w:val="080808"/>
-        </w:rPr>
-        <w:t xml:space="preserve">; every other answer displays </w:t>
+        <w:t>"yes"</w:t>
+      </w:r>
+      <w:r>
+        <w:rPr>
+          <w:color w:val="080808"/>
+        </w:rPr>
+        <w:t xml:space="preserve"> displays </w:t>
       </w:r>
       <w:r>
         <w:rPr>
           <w:color w:val="067D17"/>
           <w:rFonts w:ascii="Consolas" w:hAnsi="Consolas"/>
         </w:rPr>
+        <w:t>"Tea is ready."</w:t>
+      </w:r>
+      <w:r>
+        <w:rPr>
+          <w:color w:val="080808"/>
+        </w:rPr>
+        <w:t xml:space="preserve"> and every other answer displays </w:t>
+      </w:r>
+      <w:r>
+        <w:rPr>
+          <w:color w:val="067D17"/>
+          <w:rFonts w:ascii="Consolas" w:hAnsi="Consolas"/>
+        </w:rPr>
         <w:t>"Choose another drink."</w:t>
       </w:r>
       <w:r>
         <w:rPr>
           <w:color w:val="080808"/>
         </w:rPr>
-        <w:t xml:space="preserve"> Test one input for each route.</w:t>
+        <w:t xml:space="preserve"> Test </w:t>
+      </w:r>
+      <w:r>
+        <w:rPr>
+          <w:color w:val="067D17"/>
+          <w:rFonts w:ascii="Consolas" w:hAnsi="Consolas"/>
+        </w:rPr>
+        <w:t>"yes"</w:t>
+      </w:r>
+      <w:r>
+        <w:rPr>
+          <w:color w:val="080808"/>
+        </w:rPr>
+        <w:t xml:space="preserve">; display </w:t>
+      </w:r>
+      <w:r>
+        <w:rPr>
+          <w:color w:val="067D17"/>
+          <w:rFonts w:ascii="Consolas" w:hAnsi="Consolas"/>
+        </w:rPr>
+        <w:t>"Tea is ready."</w:t>
+      </w:r>
+      <w:r>
+        <w:rPr>
+          <w:color w:val="080808"/>
+        </w:rPr>
+        <w:t xml:space="preserve"> Test </w:t>
+      </w:r>
+      <w:r>
+        <w:rPr>
+          <w:color w:val="067D17"/>
+          <w:rFonts w:ascii="Consolas" w:hAnsi="Consolas"/>
+        </w:rPr>
+        <w:t>"no"</w:t>
+      </w:r>
+      <w:r>
+        <w:rPr>
+          <w:color w:val="080808"/>
+        </w:rPr>
+        <w:t xml:space="preserve">; display </w:t>
+      </w:r>
+      <w:r>
+        <w:rPr>
+          <w:color w:val="067D17"/>
+          <w:rFonts w:ascii="Consolas" w:hAnsi="Consolas"/>
+        </w:rPr>
+        <w:t>"Choose another drink."</w:t>
       </w:r>
     </w:p>
     <w:p>

--- a/Mapped Curriculum Lesson - Supplemental Material/Grade 6/Lesson 04 - Decisions/Decisions - Worksheet.docx
+++ b/Mapped Curriculum Lesson - Supplemental Material/Grade 6/Lesson 04 - Decisions/Decisions - Worksheet.docx
@@ -977,12 +977,44 @@
         <w:rPr>
           <w:color w:val="080808"/>
         </w:rPr>
-        <w:t xml:space="preserve">Change the first choice from </w:t>
+        <w:t xml:space="preserve">Change the </w:t>
+      </w:r>
+      <w:r>
+        <w:rPr>
+          <w:color w:val="1750EB"/>
+          <w:rFonts w:ascii="JetBrains Mono" w:hAnsi="JetBrains Mono"/>
+          <w:sz w:val="20"/>
+          <w:szCs w:val="20"/>
+        </w:rPr>
+        <w:t>if</w:t>
+      </w:r>
+      <w:r>
+        <w:rPr>
+          <w:color w:val="080808"/>
+        </w:rPr>
+        <w:t xml:space="preserve"> condition in the example so it checks for </w:t>
       </w:r>
       <w:r>
         <w:rPr>
           <w:color w:val="067D17"/>
-          <w:rFonts w:ascii="Consolas" w:hAnsi="Consolas"/>
+          <w:rFonts w:ascii="JetBrains Mono" w:hAnsi="JetBrains Mono"/>
+          <w:sz w:val="20"/>
+          <w:szCs w:val="20"/>
+        </w:rPr>
+        <w:t>"read"</w:t>
+      </w:r>
+      <w:r>
+        <w:rPr>
+          <w:color w:val="080808"/>
+        </w:rPr>
+        <w:t xml:space="preserve"> instead of </w:t>
+      </w:r>
+      <w:r>
+        <w:rPr>
+          <w:color w:val="067D17"/>
+          <w:rFonts w:ascii="JetBrains Mono" w:hAnsi="JetBrains Mono"/>
+          <w:sz w:val="20"/>
+          <w:szCs w:val="20"/>
         </w:rPr>
         <w:t>"walk"</w:t>
       </w:r>
@@ -990,118 +1022,37 @@
         <w:rPr>
           <w:color w:val="080808"/>
         </w:rPr>
-        <w:t xml:space="preserve"> to </w:t>
+        <w:t xml:space="preserve">. Swap the two </w:t>
+      </w:r>
+      <w:r>
+        <w:rPr>
+          <w:color w:val="1750EB"/>
+          <w:rFonts w:ascii="JetBrains Mono" w:hAnsi="JetBrains Mono"/>
+          <w:sz w:val="20"/>
+          <w:szCs w:val="20"/>
+        </w:rPr>
+        <w:t>print()</w:t>
+      </w:r>
+      <w:r>
+        <w:rPr>
+          <w:color w:val="080808"/>
+        </w:rPr>
+        <w:t xml:space="preserve"> lines so each choice still gets the right message. Predict what </w:t>
       </w:r>
       <w:r>
         <w:rPr>
           <w:color w:val="067D17"/>
-          <w:rFonts w:ascii="Consolas" w:hAnsi="Consolas"/>
-        </w:rPr>
-        <w:t>"cycle"</w:t>
-      </w:r>
-      <w:r>
-        <w:rPr>
-          <w:color w:val="080808"/>
-        </w:rPr>
-        <w:t xml:space="preserve">. Update the input message, the </w:t>
-      </w:r>
-      <w:r>
-        <w:rPr>
-          <w:color w:val="1750EB"/>
-          <w:rFonts w:ascii="Consolas" w:hAnsi="Consolas"/>
-        </w:rPr>
-        <w:t>if</w:t>
-      </w:r>
-      <w:r>
-        <w:rPr>
-          <w:color w:val="080808"/>
-        </w:rPr>
-        <w:t xml:space="preserve"> comparison and its output so </w:t>
-      </w:r>
-      <w:r>
-        <w:rPr>
-          <w:color w:val="067D17"/>
-          <w:rFonts w:ascii="Consolas" w:hAnsi="Consolas"/>
-        </w:rPr>
-        <w:t>"cycle"</w:t>
-      </w:r>
-      <w:r>
-        <w:rPr>
-          <w:color w:val="080808"/>
-        </w:rPr>
-        <w:t xml:space="preserve"> displays </w:t>
-      </w:r>
-      <w:r>
-        <w:rPr>
-          <w:color w:val="067D17"/>
-          <w:rFonts w:ascii="Consolas" w:hAnsi="Consolas"/>
-        </w:rPr>
-        <w:t>"Ride a bike in the park."</w:t>
-      </w:r>
-      <w:r>
-        <w:rPr>
-          <w:color w:val="080808"/>
-        </w:rPr>
-        <w:t xml:space="preserve"> Keep the </w:t>
-      </w:r>
-      <w:r>
-        <w:rPr>
-          <w:color w:val="067D17"/>
-          <w:rFonts w:ascii="Consolas" w:hAnsi="Consolas"/>
-        </w:rPr>
-        <w:t>"read"</w:t>
-      </w:r>
-      <w:r>
-        <w:rPr>
-          <w:color w:val="080808"/>
-        </w:rPr>
-        <w:t xml:space="preserve"> choice and its output unchanged. Test </w:t>
-      </w:r>
-      <w:r>
-        <w:rPr>
-          <w:color w:val="067D17"/>
-          <w:rFonts w:ascii="Consolas" w:hAnsi="Consolas"/>
-        </w:rPr>
-        <w:t>"cycle"</w:t>
-      </w:r>
-      <w:r>
-        <w:rPr>
-          <w:color w:val="080808"/>
-        </w:rPr>
-        <w:t xml:space="preserve">; display </w:t>
-      </w:r>
-      <w:r>
-        <w:rPr>
-          <w:color w:val="067D17"/>
-          <w:rFonts w:ascii="Consolas" w:hAnsi="Consolas"/>
-        </w:rPr>
-        <w:t>"Ride a bike in the park."</w:t>
-      </w:r>
-      <w:r>
-        <w:rPr>
-          <w:color w:val="080808"/>
-        </w:rPr>
-        <w:t xml:space="preserve"> Test </w:t>
-      </w:r>
-      <w:r>
-        <w:rPr>
-          <w:color w:val="067D17"/>
-          <w:rFonts w:ascii="Consolas" w:hAnsi="Consolas"/>
-        </w:rPr>
-        <w:t>"read"</w:t>
-      </w:r>
-      <w:r>
-        <w:rPr>
-          <w:color w:val="080808"/>
-        </w:rPr>
-        <w:t xml:space="preserve">; display </w:t>
-      </w:r>
-      <w:r>
-        <w:rPr>
-          <w:color w:val="067D17"/>
-          <w:rFonts w:ascii="Consolas" w:hAnsi="Consolas"/>
-        </w:rPr>
-        <w:t>"Read a book at home."</w:t>
+          <w:rFonts w:ascii="JetBrains Mono" w:hAnsi="JetBrains Mono"/>
+          <w:sz w:val="20"/>
+          <w:szCs w:val="20"/>
+        </w:rPr>
+        <w:t>"swim"</w:t>
+      </w:r>
+      <w:r>
+        <w:rPr>
+          <w:color w:val="080808"/>
+        </w:rPr>
+        <w:t xml:space="preserve"> will display, then test it.</w:t>
       </w:r>
     </w:p>
     <w:p w14:noSpellErr="1">
@@ -1191,40 +1142,115 @@
         <w:rPr>
           <w:color w:val="080808"/>
         </w:rPr>
-        <w:t xml:space="preserve">Start with your Challenge 1 program. Ask for the user's name and store it in [name] before asking for </w:t>
+        <w:t xml:space="preserve">Extend the example so it asks for the user's name first and stores it in </w:t>
+      </w:r>
+      <w:r>
+        <w:rPr>
+          <w:color w:val="6A1B9A"/>
+          <w:rFonts w:ascii="JetBrains Mono" w:hAnsi="JetBrains Mono"/>
+          <w:sz w:val="20"/>
+          <w:szCs w:val="20"/>
+          <w:shd w:val="clear" w:color="auto" w:fill="ECEAF4"/>
+        </w:rPr>
+        <w:t> name </w:t>
+      </w:r>
+      <w:r>
+        <w:rPr>
+          <w:color w:val="080808"/>
+        </w:rPr>
+        <w:t xml:space="preserve">. Include </w:t>
+      </w:r>
+      <w:r>
+        <w:rPr>
+          <w:color w:val="6A1B9A"/>
+          <w:rFonts w:ascii="JetBrains Mono" w:hAnsi="JetBrains Mono"/>
+          <w:sz w:val="20"/>
+          <w:szCs w:val="20"/>
+          <w:shd w:val="clear" w:color="auto" w:fill="ECEAF4"/>
+        </w:rPr>
+        <w:t> name </w:t>
+      </w:r>
+      <w:r>
+        <w:rPr>
+          <w:color w:val="080808"/>
+        </w:rPr>
+        <w:t xml:space="preserve"> in both messages. For example, </w:t>
       </w:r>
       <w:r>
         <w:rPr>
           <w:color w:val="067D17"/>
-          <w:rFonts w:ascii="Consolas" w:hAnsi="Consolas"/>
-        </w:rPr>
-        <w:t>"cycle"</w:t>
-      </w:r>
-      <w:r>
-        <w:rPr>
-          <w:color w:val="080808"/>
-        </w:rPr>
-        <w:t xml:space="preserve"> or </w:t>
+          <w:rFonts w:ascii="JetBrains Mono" w:hAnsi="JetBrains Mono"/>
+          <w:sz w:val="20"/>
+          <w:szCs w:val="20"/>
+        </w:rPr>
+        <w:t>"Sam"</w:t>
+      </w:r>
+      <w:r>
+        <w:rPr>
+          <w:color w:val="080808"/>
+        </w:rPr>
+        <w:t xml:space="preserve"> and </w:t>
       </w:r>
       <w:r>
         <w:rPr>
           <w:color w:val="067D17"/>
-          <w:rFonts w:ascii="Consolas" w:hAnsi="Consolas"/>
-        </w:rPr>
-        <w:t>"read"</w:t>
-      </w:r>
-      <w:r>
-        <w:rPr>
-          <w:color w:val="080808"/>
-        </w:rPr>
-        <w:t xml:space="preserve">. Include [name] in both outputs. Test </w:t>
+          <w:rFonts w:ascii="JetBrains Mono" w:hAnsi="JetBrains Mono"/>
+          <w:sz w:val="20"/>
+          <w:szCs w:val="20"/>
+        </w:rPr>
+        <w:t>"walk"</w:t>
+      </w:r>
+      <w:r>
+        <w:rPr>
+          <w:color w:val="080808"/>
+        </w:rPr>
+        <w:t xml:space="preserve"> display </w:t>
       </w:r>
       <w:r>
         <w:rPr>
           <w:color w:val="067D17"/>
-          <w:rFonts w:ascii="Consolas" w:hAnsi="Consolas"/>
-        </w:rPr>
-        <w:t>"Sam"</w:t>
+          <w:rFonts w:ascii="JetBrains Mono" w:hAnsi="JetBrains Mono"/>
+          <w:sz w:val="20"/>
+          <w:szCs w:val="20"/>
+        </w:rPr>
+        <w:t>"Sam takes a walk in the park."</w:t>
+      </w:r>
+    </w:p>
+    <w:p>
+      <w:pPr>
+        <w:spacing w:before="0" w:after="0" w:line="120" w:lineRule="exact"/>
+      </w:pPr>
+    </w:p>
+    <w:p>
+      <w:pPr>
+        <w:pStyle w:val="Heading2"/>
+      </w:pPr>
+      <w:r>
+        <w:t>Challenge 3</w:t>
+      </w:r>
+    </w:p>
+    <w:p>
+      <w:pPr>
+        <w:spacing w:line="276" w:lineRule="auto" w:before="0" w:after="0"/>
+        <w:rPr>
+          <w:noProof/>
+        </w:rPr>
+      </w:pPr>
+      <w:r>
+        <w:rPr>
+          <w:color w:val="080808"/>
+        </w:rPr>
+        <w:t xml:space="preserve">Create a program that asks two friends for their favourite colour and stores the answers in </w:t>
+      </w:r>
+      <w:r>
+        <w:rPr>
+          <w:color w:val="6A1B9A"/>
+          <w:rFonts w:ascii="JetBrains Mono" w:hAnsi="JetBrains Mono"/>
+          <w:sz w:val="20"/>
+          <w:szCs w:val="20"/>
+          <w:shd w:val="clear" w:color="auto" w:fill="ECEAF4"/>
+        </w:rPr>
+        <w:t> colour_1 </w:t>
       </w:r>
       <w:r>
         <w:rPr>
@@ -1234,213 +1260,58 @@
       </w:r>
       <w:r>
         <w:rPr>
+          <w:color w:val="6A1B9A"/>
+          <w:rFonts w:ascii="JetBrains Mono" w:hAnsi="JetBrains Mono"/>
+          <w:sz w:val="20"/>
+          <w:szCs w:val="20"/>
+          <w:shd w:val="clear" w:color="auto" w:fill="ECEAF4"/>
+        </w:rPr>
+        <w:t> colour_2 </w:t>
+      </w:r>
+      <w:r>
+        <w:rPr>
+          <w:color w:val="080808"/>
+        </w:rPr>
+        <w:t xml:space="preserve">. Use an </w:t>
+      </w:r>
+      <w:r>
+        <w:rPr>
+          <w:color w:val="1750EB"/>
+          <w:rFonts w:ascii="JetBrains Mono" w:hAnsi="JetBrains Mono"/>
+          <w:sz w:val="20"/>
+          <w:szCs w:val="20"/>
+        </w:rPr>
+        <w:t>if</w:t>
+      </w:r>
+      <w:r>
+        <w:rPr>
+          <w:color w:val="080808"/>
+        </w:rPr>
+        <w:t xml:space="preserve"> statement to compare them. Display </w:t>
+      </w:r>
+      <w:r>
+        <w:rPr>
           <w:color w:val="067D17"/>
-          <w:rFonts w:ascii="Consolas" w:hAnsi="Consolas"/>
-        </w:rPr>
-        <w:t>"cycle"</w:t>
-      </w:r>
-      <w:r>
-        <w:rPr>
-          <w:color w:val="080808"/>
-        </w:rPr>
-        <w:t xml:space="preserve">; display </w:t>
+          <w:rFonts w:ascii="JetBrains Mono" w:hAnsi="JetBrains Mono"/>
+          <w:sz w:val="20"/>
+          <w:szCs w:val="20"/>
+        </w:rPr>
+        <w:t>"You match!"</w:t>
+      </w:r>
+      <w:r>
+        <w:rPr>
+          <w:color w:val="080808"/>
+        </w:rPr>
+        <w:t xml:space="preserve"> if they are the same; otherwise display </w:t>
       </w:r>
       <w:r>
         <w:rPr>
           <w:color w:val="067D17"/>
-          <w:rFonts w:ascii="Consolas" w:hAnsi="Consolas"/>
-        </w:rPr>
-        <w:t>"Sam rides a bike in the park."</w:t>
-      </w:r>
-      <w:r>
-        <w:rPr>
-          <w:color w:val="080808"/>
-        </w:rPr>
-        <w:t xml:space="preserve"> Test </w:t>
-      </w:r>
-      <w:r>
-        <w:rPr>
-          <w:color w:val="067D17"/>
-          <w:rFonts w:ascii="Consolas" w:hAnsi="Consolas"/>
-        </w:rPr>
-        <w:t>"Sam"</w:t>
-      </w:r>
-      <w:r>
-        <w:rPr>
-          <w:color w:val="080808"/>
-        </w:rPr>
-        <w:t xml:space="preserve"> and </w:t>
-      </w:r>
-      <w:r>
-        <w:rPr>
-          <w:color w:val="067D17"/>
-          <w:rFonts w:ascii="Consolas" w:hAnsi="Consolas"/>
-        </w:rPr>
-        <w:t>"read"</w:t>
-      </w:r>
-      <w:r>
-        <w:rPr>
-          <w:color w:val="080808"/>
-        </w:rPr>
-        <w:t xml:space="preserve">; display </w:t>
-      </w:r>
-      <w:r>
-        <w:rPr>
-          <w:color w:val="067D17"/>
-          <w:rFonts w:ascii="Consolas" w:hAnsi="Consolas"/>
-        </w:rPr>
-        <w:t>"Sam reads a book at home."</w:t>
-      </w:r>
-    </w:p>
-    <w:p>
-      <w:pPr>
-        <w:spacing w:before="0" w:after="0" w:line="120" w:lineRule="exact"/>
-      </w:pPr>
-    </w:p>
-    <w:p>
-      <w:pPr>
-        <w:pStyle w:val="Heading2"/>
-      </w:pPr>
-      <w:r>
-        <w:t>Challenge 3</w:t>
-      </w:r>
-    </w:p>
-    <w:p>
-      <w:pPr>
-        <w:spacing w:line="276" w:lineRule="auto" w:before="0" w:after="0"/>
-        <w:rPr>
-          <w:noProof/>
-        </w:rPr>
-      </w:pPr>
-      <w:r>
-        <w:rPr>
-          <w:color w:val="080808"/>
-        </w:rPr>
-        <w:t xml:space="preserve">Ask </w:t>
-      </w:r>
-      <w:r>
-        <w:rPr>
-          <w:color w:val="067D17"/>
-          <w:rFonts w:ascii="Consolas" w:hAnsi="Consolas"/>
-        </w:rPr>
-        <w:t>"Do you want tea?"</w:t>
-      </w:r>
-      <w:r>
-        <w:rPr>
-          <w:color w:val="080808"/>
-        </w:rPr>
-        <w:t xml:space="preserve"> and store the answer in [answer]. Use </w:t>
-      </w:r>
-      <w:r>
-        <w:rPr>
-          <w:color w:val="1750EB"/>
-          <w:rFonts w:ascii="Consolas" w:hAnsi="Consolas"/>
-        </w:rPr>
-        <w:t>if</w:t>
-      </w:r>
-      <w:r>
-        <w:rPr>
-          <w:color w:val="080808"/>
-        </w:rPr>
-        <w:t xml:space="preserve"> and </w:t>
-      </w:r>
-      <w:r>
-        <w:rPr>
-          <w:color w:val="1750EB"/>
-          <w:rFonts w:ascii="Consolas" w:hAnsi="Consolas"/>
-        </w:rPr>
-        <w:t>else</w:t>
-      </w:r>
-      <w:r>
-        <w:rPr>
-          <w:color w:val="080808"/>
-        </w:rPr>
-        <w:t xml:space="preserve"> so </w:t>
-      </w:r>
-      <w:r>
-        <w:rPr>
-          <w:color w:val="067D17"/>
-          <w:rFonts w:ascii="Consolas" w:hAnsi="Consolas"/>
-        </w:rPr>
-        <w:t>"yes"</w:t>
-      </w:r>
-      <w:r>
-        <w:rPr>
-          <w:color w:val="080808"/>
-        </w:rPr>
-        <w:t xml:space="preserve"> displays </w:t>
-      </w:r>
-      <w:r>
-        <w:rPr>
-          <w:color w:val="067D17"/>
-          <w:rFonts w:ascii="Consolas" w:hAnsi="Consolas"/>
-        </w:rPr>
-        <w:t>"Tea is ready."</w:t>
-      </w:r>
-      <w:r>
-        <w:rPr>
-          <w:color w:val="080808"/>
-        </w:rPr>
-        <w:t xml:space="preserve"> and every other answer displays </w:t>
-      </w:r>
-      <w:r>
-        <w:rPr>
-          <w:color w:val="067D17"/>
-          <w:rFonts w:ascii="Consolas" w:hAnsi="Consolas"/>
-        </w:rPr>
-        <w:t>"Choose another drink."</w:t>
-      </w:r>
-      <w:r>
-        <w:rPr>
-          <w:color w:val="080808"/>
-        </w:rPr>
-        <w:t xml:space="preserve"> Test </w:t>
-      </w:r>
-      <w:r>
-        <w:rPr>
-          <w:color w:val="067D17"/>
-          <w:rFonts w:ascii="Consolas" w:hAnsi="Consolas"/>
-        </w:rPr>
-        <w:t>"yes"</w:t>
-      </w:r>
-      <w:r>
-        <w:rPr>
-          <w:color w:val="080808"/>
-        </w:rPr>
-        <w:t xml:space="preserve">; display </w:t>
-      </w:r>
-      <w:r>
-        <w:rPr>
-          <w:color w:val="067D17"/>
-          <w:rFonts w:ascii="Consolas" w:hAnsi="Consolas"/>
-        </w:rPr>
-        <w:t>"Tea is ready."</w:t>
-      </w:r>
-      <w:r>
-        <w:rPr>
-          <w:color w:val="080808"/>
-        </w:rPr>
-        <w:t xml:space="preserve"> Test </w:t>
-      </w:r>
-      <w:r>
-        <w:rPr>
-          <w:color w:val="067D17"/>
-          <w:rFonts w:ascii="Consolas" w:hAnsi="Consolas"/>
-        </w:rPr>
-        <w:t>"no"</w:t>
-      </w:r>
-      <w:r>
-        <w:rPr>
-          <w:color w:val="080808"/>
-        </w:rPr>
-        <w:t xml:space="preserve">; display </w:t>
-      </w:r>
-      <w:r>
-        <w:rPr>
-          <w:color w:val="067D17"/>
-          <w:rFonts w:ascii="Consolas" w:hAnsi="Consolas"/>
-        </w:rPr>
-        <w:t>"Choose another drink."</w:t>
+          <w:rFonts w:ascii="JetBrains Mono" w:hAnsi="JetBrains Mono"/>
+          <w:sz w:val="20"/>
+          <w:szCs w:val="20"/>
+        </w:rPr>
+        <w:t>"Different, but both great choices."</w:t>
       </w:r>
     </w:p>
     <w:p>

--- a/Mapped Curriculum Lesson - Supplemental Material/Grade 6/Lesson 04 - Decisions/Decisions - Worksheet.docx
+++ b/Mapped Curriculum Lesson - Supplemental Material/Grade 6/Lesson 04 - Decisions/Decisions - Worksheet.docx
@@ -90,36 +90,90 @@
           <w:rFonts w:ascii="JetBrains Mono" w:hAnsi="JetBrains Mono" w:cs="JetBrains Mono"/>
           <w:sz w:val="24"/>
           <w:szCs w:val="24"/>
+          <w:color w:val="C45E00"/>
+        </w:rPr>
+        <w:t>if</w:t>
+      </w:r>
+      <w:r>
+        <w:rPr>
+          <w:rFonts w:ascii="JetBrains Mono" w:hAnsi="JetBrains Mono" w:cs="JetBrains Mono"/>
+          <w:sz w:val="24"/>
+          <w:szCs w:val="24"/>
+          <w:color w:val="080808"/>
+        </w:rPr>
+        <w:t xml:space="preserve"> choice </w:t>
+      </w:r>
+      <w:r>
+        <w:rPr>
+          <w:rFonts w:ascii="Consolas" w:hAnsi="Consolas" w:cs="JetBrains Mono"/>
+          <w:sz w:val="24"/>
+          <w:szCs w:val="24"/>
+          <w:color w:val="080808"/>
+        </w:rPr>
+        <w:t>==</w:t>
+      </w:r>
+      <w:r>
+        <w:rPr>
+          <w:rFonts w:ascii="JetBrains Mono" w:hAnsi="JetBrains Mono" w:cs="JetBrains Mono"/>
+          <w:sz w:val="24"/>
+          <w:szCs w:val="24"/>
+          <w:color w:val="080808"/>
+        </w:rPr>
+        <w:t xml:space="preserve"> </w:t>
+      </w:r>
+      <w:r>
+        <w:rPr>
+          <w:rFonts w:ascii="JetBrains Mono" w:hAnsi="JetBrains Mono" w:cs="JetBrains Mono"/>
+          <w:sz w:val="24"/>
+          <w:szCs w:val="24"/>
+          <w:color w:val="067D17"/>
+        </w:rPr>
+        <w:t>"walk"</w:t>
+      </w:r>
+      <w:r>
+        <w:rPr>
+          <w:rFonts w:ascii="JetBrains Mono" w:hAnsi="JetBrains Mono" w:cs="JetBrains Mono"/>
+          <w:sz w:val="24"/>
+          <w:szCs w:val="24"/>
+          <w:color w:val="080808"/>
+        </w:rPr>
+        <w:t>:</w:t>
+      </w:r>
+      <w:r>
+        <w:rPr>
+          <w:rFonts w:ascii="JetBrains Mono" w:hAnsi="JetBrains Mono" w:cs="JetBrains Mono"/>
+          <w:sz w:val="24"/>
+          <w:szCs w:val="24"/>
+          <w:color w:val="080808"/>
+        </w:rPr>
+        <w:br/>
+      </w:r>
+      <w:r>
+        <w:rPr>
+          <w:rFonts w:ascii="JetBrains Mono" w:hAnsi="JetBrains Mono" w:cs="JetBrains Mono"/>
+          <w:sz w:val="24"/>
+          <w:szCs w:val="24"/>
+          <w:color w:val="080808"/>
+        </w:rPr>
+        <w:t xml:space="preserve">    </w:t>
+      </w:r>
+      <w:r>
+        <w:rPr>
+          <w:rFonts w:ascii="JetBrains Mono" w:hAnsi="JetBrains Mono" w:cs="JetBrains Mono"/>
+          <w:sz w:val="24"/>
+          <w:szCs w:val="24"/>
           <w:color w:val="1750EB"/>
         </w:rPr>
-        <w:t>if</w:t>
-      </w:r>
-      <w:r>
-        <w:rPr>
-          <w:rFonts w:ascii="JetBrains Mono" w:hAnsi="JetBrains Mono" w:cs="JetBrains Mono"/>
-          <w:sz w:val="24"/>
-          <w:szCs w:val="24"/>
-          <w:color w:val="080808"/>
-        </w:rPr>
-        <w:t xml:space="preserve"> choice </w:t>
-      </w:r>
-      <w:r>
-        <w:rPr>
-          <w:rFonts w:ascii="Consolas" w:hAnsi="Consolas" w:cs="JetBrains Mono"/>
-          <w:sz w:val="24"/>
-          <w:szCs w:val="24"/>
-          <w:color w:val="080808"/>
-        </w:rPr>
-        <w:t>==</w:t>
-      </w:r>
-      <w:r>
-        <w:rPr>
-          <w:rFonts w:ascii="JetBrains Mono" w:hAnsi="JetBrains Mono" w:cs="JetBrains Mono"/>
-          <w:sz w:val="24"/>
-          <w:szCs w:val="24"/>
-          <w:color w:val="080808"/>
-        </w:rPr>
-        <w:t xml:space="preserve"> </w:t>
+        <w:t>print</w:t>
+      </w:r>
+      <w:r>
+        <w:rPr>
+          <w:rFonts w:ascii="JetBrains Mono" w:hAnsi="JetBrains Mono" w:cs="JetBrains Mono"/>
+          <w:sz w:val="24"/>
+          <w:szCs w:val="24"/>
+          <w:color w:val="080808"/>
+        </w:rPr>
+        <w:t>(</w:t>
       </w:r>
       <w:r>
         <w:rPr>
@@ -128,16 +182,16 @@
           <w:szCs w:val="24"/>
           <w:color w:val="067D17"/>
         </w:rPr>
-        <w:t>"walk"</w:t>
-      </w:r>
-      <w:r>
-        <w:rPr>
-          <w:rFonts w:ascii="JetBrains Mono" w:hAnsi="JetBrains Mono" w:cs="JetBrains Mono"/>
-          <w:sz w:val="24"/>
-          <w:szCs w:val="24"/>
-          <w:color w:val="080808"/>
-        </w:rPr>
-        <w:t>:</w:t>
+        <w:t>"Take a walk in the park."</w:t>
+      </w:r>
+      <w:r>
+        <w:rPr>
+          <w:rFonts w:ascii="JetBrains Mono" w:hAnsi="JetBrains Mono" w:cs="JetBrains Mono"/>
+          <w:sz w:val="24"/>
+          <w:szCs w:val="24"/>
+          <w:color w:val="080808"/>
+        </w:rPr>
+        <w:t>)</w:t>
       </w:r>
       <w:r>
         <w:rPr>
@@ -153,61 +207,7 @@
           <w:rFonts w:ascii="JetBrains Mono" w:hAnsi="JetBrains Mono" w:cs="JetBrains Mono"/>
           <w:sz w:val="24"/>
           <w:szCs w:val="24"/>
-          <w:color w:val="080808"/>
-        </w:rPr>
-        <w:t xml:space="preserve">    </w:t>
-      </w:r>
-      <w:r>
-        <w:rPr>
-          <w:rFonts w:ascii="JetBrains Mono" w:hAnsi="JetBrains Mono" w:cs="JetBrains Mono"/>
-          <w:sz w:val="24"/>
-          <w:szCs w:val="24"/>
-          <w:color w:val="1750EB"/>
-        </w:rPr>
-        <w:t>print</w:t>
-      </w:r>
-      <w:r>
-        <w:rPr>
-          <w:rFonts w:ascii="JetBrains Mono" w:hAnsi="JetBrains Mono" w:cs="JetBrains Mono"/>
-          <w:sz w:val="24"/>
-          <w:szCs w:val="24"/>
-          <w:color w:val="080808"/>
-        </w:rPr>
-        <w:t>(</w:t>
-      </w:r>
-      <w:r>
-        <w:rPr>
-          <w:rFonts w:ascii="JetBrains Mono" w:hAnsi="JetBrains Mono" w:cs="JetBrains Mono"/>
-          <w:sz w:val="24"/>
-          <w:szCs w:val="24"/>
-          <w:color w:val="067D17"/>
-        </w:rPr>
-        <w:t>"Take a walk in the park."</w:t>
-      </w:r>
-      <w:r>
-        <w:rPr>
-          <w:rFonts w:ascii="JetBrains Mono" w:hAnsi="JetBrains Mono" w:cs="JetBrains Mono"/>
-          <w:sz w:val="24"/>
-          <w:szCs w:val="24"/>
-          <w:color w:val="080808"/>
-        </w:rPr>
-        <w:t>)</w:t>
-      </w:r>
-      <w:r>
-        <w:rPr>
-          <w:rFonts w:ascii="JetBrains Mono" w:hAnsi="JetBrains Mono" w:cs="JetBrains Mono"/>
-          <w:sz w:val="24"/>
-          <w:szCs w:val="24"/>
-          <w:color w:val="080808"/>
-        </w:rPr>
-        <w:br/>
-      </w:r>
-      <w:r>
-        <w:rPr>
-          <w:rFonts w:ascii="JetBrains Mono" w:hAnsi="JetBrains Mono" w:cs="JetBrains Mono"/>
-          <w:sz w:val="24"/>
-          <w:szCs w:val="24"/>
-          <w:color w:val="1750EB"/>
+          <w:color w:val="C45E00"/>
         </w:rPr>
         <w:t>else</w:t>
       </w:r>
@@ -730,36 +730,99 @@
           <w:rFonts w:ascii="JetBrains Mono" w:hAnsi="JetBrains Mono" w:cs="JetBrains Mono"/>
           <w:sz w:val="24"/>
           <w:szCs w:val="24"/>
+          <w:color w:val="C45E00"/>
+        </w:rPr>
+        <w:t>if</w:t>
+      </w:r>
+      <w:r>
+        <w:rPr>
+          <w:rFonts w:ascii="JetBrains Mono" w:hAnsi="JetBrains Mono" w:cs="JetBrains Mono"/>
+          <w:sz w:val="24"/>
+          <w:szCs w:val="24"/>
+          <w:color w:val="080808"/>
+        </w:rPr>
+        <w:t xml:space="preserve"> choice </w:t>
+      </w:r>
+      <w:r>
+        <w:rPr>
+          <w:rFonts w:ascii="Consolas" w:hAnsi="Consolas" w:cs="JetBrains Mono"/>
+          <w:sz w:val="24"/>
+          <w:szCs w:val="24"/>
+          <w:color w:val="080808"/>
+        </w:rPr>
+        <w:t>==</w:t>
+      </w:r>
+      <w:r>
+        <w:rPr>
+          <w:rFonts w:ascii="JetBrains Mono" w:hAnsi="JetBrains Mono" w:cs="JetBrains Mono"/>
+          <w:sz w:val="24"/>
+          <w:szCs w:val="24"/>
+          <w:color w:val="080808"/>
+        </w:rPr>
+        <w:t xml:space="preserve"> </w:t>
+      </w:r>
+      <w:r>
+        <w:rPr>
+          <w:rFonts w:ascii="JetBrains Mono" w:hAnsi="JetBrains Mono" w:cs="JetBrains Mono"/>
+          <w:sz w:val="24"/>
+          <w:szCs w:val="24"/>
+          <w:color w:val="067D17"/>
+        </w:rPr>
+        <w:t>"walk"</w:t>
+      </w:r>
+      <w:r>
+        <w:rPr>
+          <w:rFonts w:ascii="JetBrains Mono" w:hAnsi="JetBrains Mono" w:cs="JetBrains Mono"/>
+          <w:sz w:val="24"/>
+          <w:szCs w:val="24"/>
+          <w:color w:val="080808"/>
+        </w:rPr>
+        <w:t>:</w:t>
+      </w:r>
+      <w:r>
+        <w:rPr>
+          <w:rFonts w:ascii="JetBrains Mono" w:hAnsi="JetBrains Mono" w:cs="JetBrains Mono"/>
+          <w:sz w:val="24"/>
+          <w:szCs w:val="24"/>
+          <w:color w:val="080808"/>
+        </w:rPr>
+        <w:br/>
+      </w:r>
+      <w:r>
+        <w:rPr>
+          <w:rFonts w:ascii="JetBrains Mono" w:hAnsi="JetBrains Mono" w:cs="JetBrains Mono"/>
+          <w:sz w:val="24"/>
+          <w:szCs w:val="24"/>
+          <w:color w:val="080808"/>
+        </w:rPr>
+        <w:br/>
+      </w:r>
+      <w:r>
+        <w:rPr>
+          <w:rFonts w:ascii="JetBrains Mono" w:hAnsi="JetBrains Mono" w:cs="JetBrains Mono"/>
+          <w:sz w:val="24"/>
+          <w:szCs w:val="24"/>
+          <w:color w:val="080808"/>
+        </w:rPr>
+        <w:t xml:space="preserve">    </w:t>
+      </w:r>
+      <w:r>
+        <w:rPr>
+          <w:rFonts w:ascii="JetBrains Mono" w:hAnsi="JetBrains Mono" w:cs="JetBrains Mono"/>
+          <w:sz w:val="24"/>
+          <w:szCs w:val="24"/>
           <w:color w:val="1750EB"/>
         </w:rPr>
-        <w:t>if</w:t>
-      </w:r>
-      <w:r>
-        <w:rPr>
-          <w:rFonts w:ascii="JetBrains Mono" w:hAnsi="JetBrains Mono" w:cs="JetBrains Mono"/>
-          <w:sz w:val="24"/>
-          <w:szCs w:val="24"/>
-          <w:color w:val="080808"/>
-        </w:rPr>
-        <w:t xml:space="preserve"> choice </w:t>
-      </w:r>
-      <w:r>
-        <w:rPr>
-          <w:rFonts w:ascii="Consolas" w:hAnsi="Consolas" w:cs="JetBrains Mono"/>
-          <w:sz w:val="24"/>
-          <w:szCs w:val="24"/>
-          <w:color w:val="080808"/>
-        </w:rPr>
-        <w:t>==</w:t>
-      </w:r>
-      <w:r>
-        <w:rPr>
-          <w:rFonts w:ascii="JetBrains Mono" w:hAnsi="JetBrains Mono" w:cs="JetBrains Mono"/>
-          <w:sz w:val="24"/>
-          <w:szCs w:val="24"/>
-          <w:color w:val="080808"/>
-        </w:rPr>
-        <w:t xml:space="preserve"> </w:t>
+        <w:t>print</w:t>
+      </w:r>
+      <w:r>
+        <w:rPr>
+          <w:rFonts w:ascii="JetBrains Mono" w:hAnsi="JetBrains Mono" w:cs="JetBrains Mono"/>
+          <w:sz w:val="24"/>
+          <w:szCs w:val="24"/>
+          <w:color w:val="080808"/>
+        </w:rPr>
+        <w:t>(</w:t>
       </w:r>
       <w:r>
         <w:rPr>
@@ -768,16 +831,16 @@
           <w:szCs w:val="24"/>
           <w:color w:val="067D17"/>
         </w:rPr>
-        <w:t>"walk"</w:t>
-      </w:r>
-      <w:r>
-        <w:rPr>
-          <w:rFonts w:ascii="JetBrains Mono" w:hAnsi="JetBrains Mono" w:cs="JetBrains Mono"/>
-          <w:sz w:val="24"/>
-          <w:szCs w:val="24"/>
-          <w:color w:val="080808"/>
-        </w:rPr>
-        <w:t>:</w:t>
+        <w:t>"Take a walk in the park."</w:t>
+      </w:r>
+      <w:r>
+        <w:rPr>
+          <w:rFonts w:ascii="JetBrains Mono" w:hAnsi="JetBrains Mono" w:cs="JetBrains Mono"/>
+          <w:sz w:val="24"/>
+          <w:szCs w:val="24"/>
+          <w:color w:val="080808"/>
+        </w:rPr>
+        <w:t>)</w:t>
       </w:r>
       <w:r>
         <w:rPr>
@@ -793,70 +856,7 @@
           <w:rFonts w:ascii="JetBrains Mono" w:hAnsi="JetBrains Mono" w:cs="JetBrains Mono"/>
           <w:sz w:val="24"/>
           <w:szCs w:val="24"/>
-          <w:color w:val="080808"/>
-        </w:rPr>
-        <w:br/>
-      </w:r>
-      <w:r>
-        <w:rPr>
-          <w:rFonts w:ascii="JetBrains Mono" w:hAnsi="JetBrains Mono" w:cs="JetBrains Mono"/>
-          <w:sz w:val="24"/>
-          <w:szCs w:val="24"/>
-          <w:color w:val="080808"/>
-        </w:rPr>
-        <w:t xml:space="preserve">    </w:t>
-      </w:r>
-      <w:r>
-        <w:rPr>
-          <w:rFonts w:ascii="JetBrains Mono" w:hAnsi="JetBrains Mono" w:cs="JetBrains Mono"/>
-          <w:sz w:val="24"/>
-          <w:szCs w:val="24"/>
-          <w:color w:val="1750EB"/>
-        </w:rPr>
-        <w:t>print</w:t>
-      </w:r>
-      <w:r>
-        <w:rPr>
-          <w:rFonts w:ascii="JetBrains Mono" w:hAnsi="JetBrains Mono" w:cs="JetBrains Mono"/>
-          <w:sz w:val="24"/>
-          <w:szCs w:val="24"/>
-          <w:color w:val="080808"/>
-        </w:rPr>
-        <w:t>(</w:t>
-      </w:r>
-      <w:r>
-        <w:rPr>
-          <w:rFonts w:ascii="JetBrains Mono" w:hAnsi="JetBrains Mono" w:cs="JetBrains Mono"/>
-          <w:sz w:val="24"/>
-          <w:szCs w:val="24"/>
-          <w:color w:val="067D17"/>
-        </w:rPr>
-        <w:t>"Take a walk in the park."</w:t>
-      </w:r>
-      <w:r>
-        <w:rPr>
-          <w:rFonts w:ascii="JetBrains Mono" w:hAnsi="JetBrains Mono" w:cs="JetBrains Mono"/>
-          <w:sz w:val="24"/>
-          <w:szCs w:val="24"/>
-          <w:color w:val="080808"/>
-        </w:rPr>
-        <w:t>)</w:t>
-      </w:r>
-      <w:r>
-        <w:rPr>
-          <w:rFonts w:ascii="JetBrains Mono" w:hAnsi="JetBrains Mono" w:cs="JetBrains Mono"/>
-          <w:sz w:val="24"/>
-          <w:szCs w:val="24"/>
-          <w:color w:val="080808"/>
-        </w:rPr>
-        <w:br/>
-      </w:r>
-      <w:r>
-        <w:rPr>
-          <w:rFonts w:ascii="JetBrains Mono" w:hAnsi="JetBrains Mono" w:cs="JetBrains Mono"/>
-          <w:sz w:val="24"/>
-          <w:szCs w:val="24"/>
-          <w:color w:val="1750EB"/>
+          <w:color w:val="C45E00"/>
         </w:rPr>
         <w:t>else</w:t>
       </w:r>
@@ -981,7 +981,7 @@
       </w:r>
       <w:r>
         <w:rPr>
-          <w:color w:val="1750EB"/>
+          <w:color w:val="C45E00"/>
           <w:rFonts w:ascii="JetBrains Mono" w:hAnsi="JetBrains Mono"/>
           <w:sz w:val="20"/>
           <w:szCs w:val="20"/>
@@ -1276,7 +1276,7 @@
       </w:r>
       <w:r>
         <w:rPr>
-          <w:color w:val="1750EB"/>
+          <w:color w:val="C45E00"/>
           <w:rFonts w:ascii="JetBrains Mono" w:hAnsi="JetBrains Mono"/>
           <w:sz w:val="20"/>
           <w:szCs w:val="20"/>

--- a/Mapped Curriculum Lesson - Supplemental Material/Grade 6/Lesson 04 - Decisions/Decisions - Worksheet.docx
+++ b/Mapped Curriculum Lesson - Supplemental Material/Grade 6/Lesson 04 - Decisions/Decisions - Worksheet.docx
@@ -1485,7 +1485,7 @@
           <w:kern w:val="0"/>
           <w:szCs w:val="24"/>
           <w14:ligatures w14:val="none"/>
-          <w:color w:val="1750EB"/>
+          <w:color w:val="C45E00"/>
         </w:rPr>
         <w:t>if</w:t>
       </w:r>
@@ -1615,7 +1615,7 @@
           <w:kern w:val="0"/>
           <w:szCs w:val="24"/>
           <w14:ligatures w14:val="none"/>
-          <w:color w:val="1750EB"/>
+          <w:color w:val="C45E00"/>
         </w:rPr>
         <w:t>else</w:t>
       </w:r>
